--- a/Week-2/Day-1/Study-Guide.docx
+++ b/Week-2/Day-1/Study-Guide.docx
@@ -16,7 +16,7 @@
           <w:bCs/>
           <w:lang w:val="en-IN"/>
         </w:rPr>
-        <w:t>Module 10 — Security &amp; Observability</w:t>
+        <w:t>Security &amp; Observability</w:t>
       </w:r>
     </w:p>
     <w:p>
@@ -392,7 +392,7 @@
           <w:lang w:val="en-IN"/>
         </w:rPr>
         <w:pict w14:anchorId="0EA94A34">
-          <v:rect id="_x0000_i1163" style="width:0;height:1.5pt" o:hralign="center" o:hrstd="t" o:hr="t" fillcolor="#a0a0a0" stroked="f"/>
+          <v:rect id="_x0000_i1025" style="width:0;height:1.5pt" o:hralign="center" o:hrstd="t" o:hr="t" fillcolor="#a0a0a0" stroked="f"/>
         </w:pict>
       </w:r>
     </w:p>
@@ -649,7 +649,7 @@
           <w:lang w:val="en-IN"/>
         </w:rPr>
         <w:pict w14:anchorId="0F905E46">
-          <v:rect id="_x0000_i1164" style="width:0;height:1.5pt" o:hralign="center" o:hrstd="t" o:hr="t" fillcolor="#a0a0a0" stroked="f"/>
+          <v:rect id="_x0000_i1026" style="width:0;height:1.5pt" o:hralign="center" o:hrstd="t" o:hr="t" fillcolor="#a0a0a0" stroked="f"/>
         </w:pict>
       </w:r>
     </w:p>
@@ -898,7 +898,7 @@
           <w:lang w:val="en-IN"/>
         </w:rPr>
         <w:pict w14:anchorId="307D4B71">
-          <v:rect id="_x0000_i1165" style="width:0;height:1.5pt" o:hralign="center" o:hrstd="t" o:hr="t" fillcolor="#a0a0a0" stroked="f"/>
+          <v:rect id="_x0000_i1027" style="width:0;height:1.5pt" o:hralign="center" o:hrstd="t" o:hr="t" fillcolor="#a0a0a0" stroked="f"/>
         </w:pict>
       </w:r>
     </w:p>
@@ -1226,7 +1226,7 @@
           <w:lang w:val="en-IN"/>
         </w:rPr>
         <w:pict w14:anchorId="51C407BD">
-          <v:rect id="_x0000_i1166" style="width:0;height:1.5pt" o:hralign="center" o:hrstd="t" o:hr="t" fillcolor="#a0a0a0" stroked="f"/>
+          <v:rect id="_x0000_i1028" style="width:0;height:1.5pt" o:hralign="center" o:hrstd="t" o:hr="t" fillcolor="#a0a0a0" stroked="f"/>
         </w:pict>
       </w:r>
     </w:p>
@@ -1520,7 +1520,7 @@
           <w:lang w:val="en-IN"/>
         </w:rPr>
         <w:pict w14:anchorId="6869C7C2">
-          <v:rect id="_x0000_i1167" style="width:0;height:1.5pt" o:hralign="center" o:hrstd="t" o:hr="t" fillcolor="#a0a0a0" stroked="f"/>
+          <v:rect id="_x0000_i1029" style="width:0;height:1.5pt" o:hralign="center" o:hrstd="t" o:hr="t" fillcolor="#a0a0a0" stroked="f"/>
         </w:pict>
       </w:r>
     </w:p>
@@ -1797,7 +1797,7 @@
           <w:lang w:val="en-IN"/>
         </w:rPr>
         <w:pict w14:anchorId="3D213F1C">
-          <v:rect id="_x0000_i1168" style="width:0;height:1.5pt" o:hralign="center" o:hrstd="t" o:hr="t" fillcolor="#a0a0a0" stroked="f"/>
+          <v:rect id="_x0000_i1030" style="width:0;height:1.5pt" o:hralign="center" o:hrstd="t" o:hr="t" fillcolor="#a0a0a0" stroked="f"/>
         </w:pict>
       </w:r>
     </w:p>
@@ -1995,7 +1995,7 @@
           <w:lang w:val="en-IN"/>
         </w:rPr>
         <w:pict w14:anchorId="3F7EE2A6">
-          <v:rect id="_x0000_i1169" style="width:0;height:1.5pt" o:hralign="center" o:hrstd="t" o:hr="t" fillcolor="#a0a0a0" stroked="f"/>
+          <v:rect id="_x0000_i1031" style="width:0;height:1.5pt" o:hralign="center" o:hrstd="t" o:hr="t" fillcolor="#a0a0a0" stroked="f"/>
         </w:pict>
       </w:r>
     </w:p>
@@ -2013,7 +2013,7 @@
           <w:bCs/>
           <w:lang w:val="en-IN"/>
         </w:rPr>
-        <w:t>Module 11 — Optimization &amp; Lifecycle</w:t>
+        <w:t>Optimization &amp; Lifecycle</w:t>
       </w:r>
     </w:p>
     <w:p>
@@ -2054,6 +2054,14 @@
       <w:tblPr>
         <w:tblW w:w="0" w:type="auto"/>
         <w:tblCellSpacing w:w="15" w:type="dxa"/>
+        <w:tblBorders>
+          <w:top w:val="single" w:sz="4" w:space="0" w:color="auto"/>
+          <w:left w:val="single" w:sz="4" w:space="0" w:color="auto"/>
+          <w:bottom w:val="single" w:sz="4" w:space="0" w:color="auto"/>
+          <w:right w:val="single" w:sz="4" w:space="0" w:color="auto"/>
+          <w:insideH w:val="single" w:sz="4" w:space="0" w:color="auto"/>
+          <w:insideV w:val="single" w:sz="4" w:space="0" w:color="auto"/>
+        </w:tblBorders>
         <w:tblCellMar>
           <w:top w:w="15" w:type="dxa"/>
           <w:left w:w="15" w:type="dxa"/>
@@ -2063,8 +2071,8 @@
         <w:tblLook w:val="04A0" w:firstRow="1" w:lastRow="0" w:firstColumn="1" w:lastColumn="0" w:noHBand="0" w:noVBand="1"/>
       </w:tblPr>
       <w:tblGrid>
-        <w:gridCol w:w="747"/>
-        <w:gridCol w:w="1515"/>
+        <w:gridCol w:w="3256"/>
+        <w:gridCol w:w="5670"/>
       </w:tblGrid>
       <w:tr>
         <w:trPr>
@@ -2073,7 +2081,7 @@
         </w:trPr>
         <w:tc>
           <w:tcPr>
-            <w:tcW w:w="0" w:type="auto"/>
+            <w:tcW w:w="3211" w:type="dxa"/>
             <w:vAlign w:val="center"/>
             <w:hideMark/>
           </w:tcPr>
@@ -2097,7 +2105,7 @@
         </w:tc>
         <w:tc>
           <w:tcPr>
-            <w:tcW w:w="0" w:type="auto"/>
+            <w:tcW w:w="5625" w:type="dxa"/>
             <w:vAlign w:val="center"/>
             <w:hideMark/>
           </w:tcPr>
@@ -2126,7 +2134,7 @@
         </w:trPr>
         <w:tc>
           <w:tcPr>
-            <w:tcW w:w="0" w:type="auto"/>
+            <w:tcW w:w="3211" w:type="dxa"/>
             <w:vAlign w:val="center"/>
             <w:hideMark/>
           </w:tcPr>
@@ -2146,7 +2154,7 @@
         </w:tc>
         <w:tc>
           <w:tcPr>
-            <w:tcW w:w="0" w:type="auto"/>
+            <w:tcW w:w="5625" w:type="dxa"/>
             <w:vAlign w:val="center"/>
             <w:hideMark/>
           </w:tcPr>
@@ -2171,7 +2179,7 @@
         </w:trPr>
         <w:tc>
           <w:tcPr>
-            <w:tcW w:w="0" w:type="auto"/>
+            <w:tcW w:w="3211" w:type="dxa"/>
             <w:vAlign w:val="center"/>
             <w:hideMark/>
           </w:tcPr>
@@ -2191,7 +2199,7 @@
         </w:tc>
         <w:tc>
           <w:tcPr>
-            <w:tcW w:w="0" w:type="auto"/>
+            <w:tcW w:w="5625" w:type="dxa"/>
             <w:vAlign w:val="center"/>
             <w:hideMark/>
           </w:tcPr>
@@ -2216,7 +2224,7 @@
         </w:trPr>
         <w:tc>
           <w:tcPr>
-            <w:tcW w:w="0" w:type="auto"/>
+            <w:tcW w:w="3211" w:type="dxa"/>
             <w:vAlign w:val="center"/>
             <w:hideMark/>
           </w:tcPr>
@@ -2236,7 +2244,7 @@
         </w:tc>
         <w:tc>
           <w:tcPr>
-            <w:tcW w:w="0" w:type="auto"/>
+            <w:tcW w:w="5625" w:type="dxa"/>
             <w:vAlign w:val="center"/>
             <w:hideMark/>
           </w:tcPr>
@@ -2348,7 +2356,7 @@
           <w:lang w:val="en-IN"/>
         </w:rPr>
         <w:pict w14:anchorId="01C9CD1B">
-          <v:rect id="_x0000_i1170" style="width:0;height:1.5pt" o:hralign="center" o:hrstd="t" o:hr="t" fillcolor="#a0a0a0" stroked="f"/>
+          <v:rect id="_x0000_i1032" style="width:0;height:1.5pt" o:hralign="center" o:hrstd="t" o:hr="t" fillcolor="#a0a0a0" stroked="f"/>
         </w:pict>
       </w:r>
     </w:p>
@@ -2561,7 +2569,7 @@
           <w:lang w:val="en-IN"/>
         </w:rPr>
         <w:pict w14:anchorId="35CE2D45">
-          <v:rect id="_x0000_i1171" style="width:0;height:1.5pt" o:hralign="center" o:hrstd="t" o:hr="t" fillcolor="#a0a0a0" stroked="f"/>
+          <v:rect id="_x0000_i1033" style="width:0;height:1.5pt" o:hralign="center" o:hrstd="t" o:hr="t" fillcolor="#a0a0a0" stroked="f"/>
         </w:pict>
       </w:r>
     </w:p>
@@ -2709,7 +2717,7 @@
           <w:lang w:val="en-IN"/>
         </w:rPr>
         <w:pict w14:anchorId="41AB8D34">
-          <v:rect id="_x0000_i1172" style="width:0;height:1.5pt" o:hralign="center" o:hrstd="t" o:hr="t" fillcolor="#a0a0a0" stroked="f"/>
+          <v:rect id="_x0000_i1034" style="width:0;height:1.5pt" o:hralign="center" o:hrstd="t" o:hr="t" fillcolor="#a0a0a0" stroked="f"/>
         </w:pict>
       </w:r>
     </w:p>
@@ -2877,7 +2885,7 @@
           <w:lang w:val="en-IN"/>
         </w:rPr>
         <w:pict w14:anchorId="6D54EC43">
-          <v:rect id="_x0000_i1173" style="width:0;height:1.5pt" o:hralign="center" o:hrstd="t" o:hr="t" fillcolor="#a0a0a0" stroked="f"/>
+          <v:rect id="_x0000_i1035" style="width:0;height:1.5pt" o:hralign="center" o:hrstd="t" o:hr="t" fillcolor="#a0a0a0" stroked="f"/>
         </w:pict>
       </w:r>
     </w:p>
@@ -2917,8 +2925,16 @@
     </w:p>
     <w:tbl>
       <w:tblPr>
-        <w:tblW w:w="0" w:type="auto"/>
+        <w:tblW w:w="9351" w:type="dxa"/>
         <w:tblCellSpacing w:w="15" w:type="dxa"/>
+        <w:tblBorders>
+          <w:top w:val="single" w:sz="4" w:space="0" w:color="auto"/>
+          <w:left w:val="single" w:sz="4" w:space="0" w:color="auto"/>
+          <w:bottom w:val="single" w:sz="4" w:space="0" w:color="auto"/>
+          <w:right w:val="single" w:sz="4" w:space="0" w:color="auto"/>
+          <w:insideH w:val="single" w:sz="4" w:space="0" w:color="auto"/>
+          <w:insideV w:val="single" w:sz="4" w:space="0" w:color="auto"/>
+        </w:tblBorders>
         <w:tblCellMar>
           <w:top w:w="15" w:type="dxa"/>
           <w:left w:w="15" w:type="dxa"/>
@@ -2928,9 +2944,9 @@
         <w:tblLook w:val="04A0" w:firstRow="1" w:lastRow="0" w:firstColumn="1" w:lastColumn="0" w:noHBand="0" w:noVBand="1"/>
       </w:tblPr>
       <w:tblGrid>
-        <w:gridCol w:w="851"/>
-        <w:gridCol w:w="1299"/>
-        <w:gridCol w:w="1131"/>
+        <w:gridCol w:w="871"/>
+        <w:gridCol w:w="4369"/>
+        <w:gridCol w:w="4111"/>
       </w:tblGrid>
       <w:tr>
         <w:trPr>
@@ -2963,7 +2979,7 @@
         </w:tc>
         <w:tc>
           <w:tcPr>
-            <w:tcW w:w="0" w:type="auto"/>
+            <w:tcW w:w="4339" w:type="dxa"/>
             <w:vAlign w:val="center"/>
             <w:hideMark/>
           </w:tcPr>
@@ -2987,7 +3003,7 @@
         </w:tc>
         <w:tc>
           <w:tcPr>
-            <w:tcW w:w="0" w:type="auto"/>
+            <w:tcW w:w="4066" w:type="dxa"/>
             <w:vAlign w:val="center"/>
             <w:hideMark/>
           </w:tcPr>
@@ -3036,7 +3052,7 @@
         </w:tc>
         <w:tc>
           <w:tcPr>
-            <w:tcW w:w="0" w:type="auto"/>
+            <w:tcW w:w="4339" w:type="dxa"/>
             <w:vAlign w:val="center"/>
             <w:hideMark/>
           </w:tcPr>
@@ -3056,7 +3072,7 @@
         </w:tc>
         <w:tc>
           <w:tcPr>
-            <w:tcW w:w="0" w:type="auto"/>
+            <w:tcW w:w="4066" w:type="dxa"/>
             <w:vAlign w:val="center"/>
             <w:hideMark/>
           </w:tcPr>
@@ -3101,7 +3117,7 @@
         </w:tc>
         <w:tc>
           <w:tcPr>
-            <w:tcW w:w="0" w:type="auto"/>
+            <w:tcW w:w="4339" w:type="dxa"/>
             <w:vAlign w:val="center"/>
             <w:hideMark/>
           </w:tcPr>
@@ -3123,7 +3139,7 @@
         </w:tc>
         <w:tc>
           <w:tcPr>
-            <w:tcW w:w="0" w:type="auto"/>
+            <w:tcW w:w="4066" w:type="dxa"/>
             <w:vAlign w:val="center"/>
             <w:hideMark/>
           </w:tcPr>
@@ -3168,7 +3184,7 @@
         </w:tc>
         <w:tc>
           <w:tcPr>
-            <w:tcW w:w="0" w:type="auto"/>
+            <w:tcW w:w="4339" w:type="dxa"/>
             <w:vAlign w:val="center"/>
             <w:hideMark/>
           </w:tcPr>
@@ -3188,7 +3204,7 @@
         </w:tc>
         <w:tc>
           <w:tcPr>
-            <w:tcW w:w="0" w:type="auto"/>
+            <w:tcW w:w="4066" w:type="dxa"/>
             <w:vAlign w:val="center"/>
             <w:hideMark/>
           </w:tcPr>
@@ -3270,7 +3286,7 @@
           <w:lang w:val="en-IN"/>
         </w:rPr>
         <w:pict w14:anchorId="6DF8C784">
-          <v:rect id="_x0000_i1174" style="width:0;height:1.5pt" o:hralign="center" o:hrstd="t" o:hr="t" fillcolor="#a0a0a0" stroked="f"/>
+          <v:rect id="_x0000_i1036" style="width:0;height:1.5pt" o:hralign="center" o:hrstd="t" o:hr="t" fillcolor="#a0a0a0" stroked="f"/>
         </w:pict>
       </w:r>
     </w:p>
@@ -3295,6 +3311,14 @@
       <w:tblPr>
         <w:tblW w:w="0" w:type="auto"/>
         <w:tblCellSpacing w:w="15" w:type="dxa"/>
+        <w:tblBorders>
+          <w:top w:val="single" w:sz="4" w:space="0" w:color="auto"/>
+          <w:left w:val="single" w:sz="4" w:space="0" w:color="auto"/>
+          <w:bottom w:val="single" w:sz="4" w:space="0" w:color="auto"/>
+          <w:right w:val="single" w:sz="4" w:space="0" w:color="auto"/>
+          <w:insideH w:val="single" w:sz="4" w:space="0" w:color="auto"/>
+          <w:insideV w:val="single" w:sz="4" w:space="0" w:color="auto"/>
+        </w:tblBorders>
         <w:tblCellMar>
           <w:top w:w="15" w:type="dxa"/>
           <w:left w:w="15" w:type="dxa"/>
@@ -3304,9 +3328,9 @@
         <w:tblLook w:val="04A0" w:firstRow="1" w:lastRow="0" w:firstColumn="1" w:lastColumn="0" w:noHBand="0" w:noVBand="1"/>
       </w:tblPr>
       <w:tblGrid>
-        <w:gridCol w:w="779"/>
-        <w:gridCol w:w="812"/>
-        <w:gridCol w:w="1043"/>
+        <w:gridCol w:w="2972"/>
+        <w:gridCol w:w="3260"/>
+        <w:gridCol w:w="2977"/>
       </w:tblGrid>
       <w:tr>
         <w:trPr>
@@ -3315,7 +3339,7 @@
         </w:trPr>
         <w:tc>
           <w:tcPr>
-            <w:tcW w:w="0" w:type="auto"/>
+            <w:tcW w:w="2927" w:type="dxa"/>
             <w:vAlign w:val="center"/>
             <w:hideMark/>
           </w:tcPr>
@@ -3339,7 +3363,7 @@
         </w:tc>
         <w:tc>
           <w:tcPr>
-            <w:tcW w:w="0" w:type="auto"/>
+            <w:tcW w:w="3230" w:type="dxa"/>
             <w:vAlign w:val="center"/>
             <w:hideMark/>
           </w:tcPr>
@@ -3363,7 +3387,7 @@
         </w:tc>
         <w:tc>
           <w:tcPr>
-            <w:tcW w:w="0" w:type="auto"/>
+            <w:tcW w:w="2932" w:type="dxa"/>
             <w:vAlign w:val="center"/>
             <w:hideMark/>
           </w:tcPr>
@@ -3392,7 +3416,7 @@
         </w:trPr>
         <w:tc>
           <w:tcPr>
-            <w:tcW w:w="0" w:type="auto"/>
+            <w:tcW w:w="2927" w:type="dxa"/>
             <w:vAlign w:val="center"/>
             <w:hideMark/>
           </w:tcPr>
@@ -3412,7 +3436,7 @@
         </w:tc>
         <w:tc>
           <w:tcPr>
-            <w:tcW w:w="0" w:type="auto"/>
+            <w:tcW w:w="3230" w:type="dxa"/>
             <w:vAlign w:val="center"/>
             <w:hideMark/>
           </w:tcPr>
@@ -3432,7 +3456,7 @@
         </w:tc>
         <w:tc>
           <w:tcPr>
-            <w:tcW w:w="0" w:type="auto"/>
+            <w:tcW w:w="2932" w:type="dxa"/>
             <w:vAlign w:val="center"/>
             <w:hideMark/>
           </w:tcPr>
@@ -3457,7 +3481,7 @@
         </w:trPr>
         <w:tc>
           <w:tcPr>
-            <w:tcW w:w="0" w:type="auto"/>
+            <w:tcW w:w="2927" w:type="dxa"/>
             <w:vAlign w:val="center"/>
             <w:hideMark/>
           </w:tcPr>
@@ -3477,7 +3501,7 @@
         </w:tc>
         <w:tc>
           <w:tcPr>
-            <w:tcW w:w="0" w:type="auto"/>
+            <w:tcW w:w="3230" w:type="dxa"/>
             <w:vAlign w:val="center"/>
             <w:hideMark/>
           </w:tcPr>
@@ -3497,7 +3521,7 @@
         </w:tc>
         <w:tc>
           <w:tcPr>
-            <w:tcW w:w="0" w:type="auto"/>
+            <w:tcW w:w="2932" w:type="dxa"/>
             <w:vAlign w:val="center"/>
             <w:hideMark/>
           </w:tcPr>
@@ -3522,7 +3546,7 @@
         </w:trPr>
         <w:tc>
           <w:tcPr>
-            <w:tcW w:w="0" w:type="auto"/>
+            <w:tcW w:w="2927" w:type="dxa"/>
             <w:vAlign w:val="center"/>
             <w:hideMark/>
           </w:tcPr>
@@ -3542,7 +3566,7 @@
         </w:tc>
         <w:tc>
           <w:tcPr>
-            <w:tcW w:w="0" w:type="auto"/>
+            <w:tcW w:w="3230" w:type="dxa"/>
             <w:vAlign w:val="center"/>
             <w:hideMark/>
           </w:tcPr>
@@ -3562,7 +3586,7 @@
         </w:tc>
         <w:tc>
           <w:tcPr>
-            <w:tcW w:w="0" w:type="auto"/>
+            <w:tcW w:w="2932" w:type="dxa"/>
             <w:vAlign w:val="center"/>
             <w:hideMark/>
           </w:tcPr>
@@ -3644,7 +3668,7 @@
           <w:lang w:val="en-IN"/>
         </w:rPr>
         <w:pict w14:anchorId="7C0AF27C">
-          <v:rect id="_x0000_i1175" style="width:0;height:1.5pt" o:hralign="center" o:hrstd="t" o:hr="t" fillcolor="#a0a0a0" stroked="f"/>
+          <v:rect id="_x0000_i1037" style="width:0;height:1.5pt" o:hralign="center" o:hrstd="t" o:hr="t" fillcolor="#a0a0a0" stroked="f"/>
         </w:pict>
       </w:r>
     </w:p>
@@ -3667,8 +3691,17 @@
     </w:p>
     <w:tbl>
       <w:tblPr>
-        <w:tblW w:w="0" w:type="auto"/>
+        <w:tblW w:w="9351" w:type="dxa"/>
         <w:tblCellSpacing w:w="15" w:type="dxa"/>
+        <w:tblBorders>
+          <w:top w:val="single" w:sz="4" w:space="0" w:color="auto"/>
+          <w:left w:val="single" w:sz="4" w:space="0" w:color="auto"/>
+          <w:bottom w:val="single" w:sz="4" w:space="0" w:color="auto"/>
+          <w:right w:val="single" w:sz="4" w:space="0" w:color="auto"/>
+          <w:insideH w:val="single" w:sz="4" w:space="0" w:color="auto"/>
+          <w:insideV w:val="single" w:sz="4" w:space="0" w:color="auto"/>
+        </w:tblBorders>
+        <w:tblLayout w:type="fixed"/>
         <w:tblCellMar>
           <w:top w:w="15" w:type="dxa"/>
           <w:left w:w="15" w:type="dxa"/>
@@ -3678,9 +3711,9 @@
         <w:tblLook w:val="04A0" w:firstRow="1" w:lastRow="0" w:firstColumn="1" w:lastColumn="0" w:noHBand="0" w:noVBand="1"/>
       </w:tblPr>
       <w:tblGrid>
-        <w:gridCol w:w="1079"/>
-        <w:gridCol w:w="641"/>
-        <w:gridCol w:w="843"/>
+        <w:gridCol w:w="1980"/>
+        <w:gridCol w:w="3827"/>
+        <w:gridCol w:w="3544"/>
       </w:tblGrid>
       <w:tr>
         <w:trPr>
@@ -3689,7 +3722,7 @@
         </w:trPr>
         <w:tc>
           <w:tcPr>
-            <w:tcW w:w="0" w:type="auto"/>
+            <w:tcW w:w="1935" w:type="dxa"/>
             <w:vAlign w:val="center"/>
             <w:hideMark/>
           </w:tcPr>
@@ -3713,7 +3746,7 @@
         </w:tc>
         <w:tc>
           <w:tcPr>
-            <w:tcW w:w="0" w:type="auto"/>
+            <w:tcW w:w="3797" w:type="dxa"/>
             <w:vAlign w:val="center"/>
             <w:hideMark/>
           </w:tcPr>
@@ -3737,7 +3770,7 @@
         </w:tc>
         <w:tc>
           <w:tcPr>
-            <w:tcW w:w="0" w:type="auto"/>
+            <w:tcW w:w="3499" w:type="dxa"/>
             <w:vAlign w:val="center"/>
             <w:hideMark/>
           </w:tcPr>
@@ -3766,7 +3799,7 @@
         </w:trPr>
         <w:tc>
           <w:tcPr>
-            <w:tcW w:w="0" w:type="auto"/>
+            <w:tcW w:w="1935" w:type="dxa"/>
             <w:vAlign w:val="center"/>
             <w:hideMark/>
           </w:tcPr>
@@ -3786,7 +3819,7 @@
         </w:tc>
         <w:tc>
           <w:tcPr>
-            <w:tcW w:w="0" w:type="auto"/>
+            <w:tcW w:w="3797" w:type="dxa"/>
             <w:vAlign w:val="center"/>
             <w:hideMark/>
           </w:tcPr>
@@ -3806,7 +3839,7 @@
         </w:tc>
         <w:tc>
           <w:tcPr>
-            <w:tcW w:w="0" w:type="auto"/>
+            <w:tcW w:w="3499" w:type="dxa"/>
             <w:vAlign w:val="center"/>
             <w:hideMark/>
           </w:tcPr>
@@ -3831,7 +3864,7 @@
         </w:trPr>
         <w:tc>
           <w:tcPr>
-            <w:tcW w:w="0" w:type="auto"/>
+            <w:tcW w:w="1935" w:type="dxa"/>
             <w:vAlign w:val="center"/>
             <w:hideMark/>
           </w:tcPr>
@@ -3851,7 +3884,7 @@
         </w:tc>
         <w:tc>
           <w:tcPr>
-            <w:tcW w:w="0" w:type="auto"/>
+            <w:tcW w:w="3797" w:type="dxa"/>
             <w:vAlign w:val="center"/>
             <w:hideMark/>
           </w:tcPr>
@@ -3871,7 +3904,7 @@
         </w:tc>
         <w:tc>
           <w:tcPr>
-            <w:tcW w:w="0" w:type="auto"/>
+            <w:tcW w:w="3499" w:type="dxa"/>
             <w:vAlign w:val="center"/>
             <w:hideMark/>
           </w:tcPr>
@@ -3896,7 +3929,7 @@
         </w:trPr>
         <w:tc>
           <w:tcPr>
-            <w:tcW w:w="0" w:type="auto"/>
+            <w:tcW w:w="1935" w:type="dxa"/>
             <w:vAlign w:val="center"/>
             <w:hideMark/>
           </w:tcPr>
@@ -3916,7 +3949,7 @@
         </w:tc>
         <w:tc>
           <w:tcPr>
-            <w:tcW w:w="0" w:type="auto"/>
+            <w:tcW w:w="3797" w:type="dxa"/>
             <w:vAlign w:val="center"/>
             <w:hideMark/>
           </w:tcPr>
@@ -3936,7 +3969,7 @@
         </w:tc>
         <w:tc>
           <w:tcPr>
-            <w:tcW w:w="0" w:type="auto"/>
+            <w:tcW w:w="3499" w:type="dxa"/>
             <w:vAlign w:val="center"/>
             <w:hideMark/>
           </w:tcPr>
@@ -4018,7 +4051,7 @@
           <w:lang w:val="en-IN"/>
         </w:rPr>
         <w:pict w14:anchorId="4B056FAA">
-          <v:rect id="_x0000_i1176" style="width:0;height:1.5pt" o:hralign="center" o:hrstd="t" o:hr="t" fillcolor="#a0a0a0" stroked="f"/>
+          <v:rect id="_x0000_i1038" style="width:0;height:1.5pt" o:hralign="center" o:hrstd="t" o:hr="t" fillcolor="#a0a0a0" stroked="f"/>
         </w:pict>
       </w:r>
     </w:p>
@@ -4041,8 +4074,16 @@
     </w:p>
     <w:tbl>
       <w:tblPr>
-        <w:tblW w:w="0" w:type="auto"/>
+        <w:tblW w:w="9634" w:type="dxa"/>
         <w:tblCellSpacing w:w="15" w:type="dxa"/>
+        <w:tblBorders>
+          <w:top w:val="single" w:sz="4" w:space="0" w:color="auto"/>
+          <w:left w:val="single" w:sz="4" w:space="0" w:color="auto"/>
+          <w:bottom w:val="single" w:sz="4" w:space="0" w:color="auto"/>
+          <w:right w:val="single" w:sz="4" w:space="0" w:color="auto"/>
+          <w:insideH w:val="single" w:sz="4" w:space="0" w:color="auto"/>
+          <w:insideV w:val="single" w:sz="4" w:space="0" w:color="auto"/>
+        </w:tblBorders>
         <w:tblCellMar>
           <w:top w:w="15" w:type="dxa"/>
           <w:left w:w="15" w:type="dxa"/>
@@ -4052,9 +4093,9 @@
         <w:tblLook w:val="04A0" w:firstRow="1" w:lastRow="0" w:firstColumn="1" w:lastColumn="0" w:noHBand="0" w:noVBand="1"/>
       </w:tblPr>
       <w:tblGrid>
-        <w:gridCol w:w="1234"/>
-        <w:gridCol w:w="1127"/>
-        <w:gridCol w:w="1003"/>
+        <w:gridCol w:w="2263"/>
+        <w:gridCol w:w="3686"/>
+        <w:gridCol w:w="3685"/>
       </w:tblGrid>
       <w:tr>
         <w:trPr>
@@ -4063,7 +4104,7 @@
         </w:trPr>
         <w:tc>
           <w:tcPr>
-            <w:tcW w:w="0" w:type="auto"/>
+            <w:tcW w:w="2218" w:type="dxa"/>
             <w:vAlign w:val="center"/>
             <w:hideMark/>
           </w:tcPr>
@@ -4087,7 +4128,7 @@
         </w:tc>
         <w:tc>
           <w:tcPr>
-            <w:tcW w:w="0" w:type="auto"/>
+            <w:tcW w:w="3656" w:type="dxa"/>
             <w:vAlign w:val="center"/>
             <w:hideMark/>
           </w:tcPr>
@@ -4111,7 +4152,7 @@
         </w:tc>
         <w:tc>
           <w:tcPr>
-            <w:tcW w:w="0" w:type="auto"/>
+            <w:tcW w:w="3640" w:type="dxa"/>
             <w:vAlign w:val="center"/>
             <w:hideMark/>
           </w:tcPr>
@@ -4140,7 +4181,7 @@
         </w:trPr>
         <w:tc>
           <w:tcPr>
-            <w:tcW w:w="0" w:type="auto"/>
+            <w:tcW w:w="2218" w:type="dxa"/>
             <w:vAlign w:val="center"/>
             <w:hideMark/>
           </w:tcPr>
@@ -4160,7 +4201,7 @@
         </w:tc>
         <w:tc>
           <w:tcPr>
-            <w:tcW w:w="0" w:type="auto"/>
+            <w:tcW w:w="3656" w:type="dxa"/>
             <w:vAlign w:val="center"/>
             <w:hideMark/>
           </w:tcPr>
@@ -4180,7 +4221,7 @@
         </w:tc>
         <w:tc>
           <w:tcPr>
-            <w:tcW w:w="0" w:type="auto"/>
+            <w:tcW w:w="3640" w:type="dxa"/>
             <w:vAlign w:val="center"/>
             <w:hideMark/>
           </w:tcPr>
@@ -4205,7 +4246,7 @@
         </w:trPr>
         <w:tc>
           <w:tcPr>
-            <w:tcW w:w="0" w:type="auto"/>
+            <w:tcW w:w="2218" w:type="dxa"/>
             <w:vAlign w:val="center"/>
             <w:hideMark/>
           </w:tcPr>
@@ -4225,7 +4266,7 @@
         </w:tc>
         <w:tc>
           <w:tcPr>
-            <w:tcW w:w="0" w:type="auto"/>
+            <w:tcW w:w="3656" w:type="dxa"/>
             <w:vAlign w:val="center"/>
             <w:hideMark/>
           </w:tcPr>
@@ -4245,7 +4286,7 @@
         </w:tc>
         <w:tc>
           <w:tcPr>
-            <w:tcW w:w="0" w:type="auto"/>
+            <w:tcW w:w="3640" w:type="dxa"/>
             <w:vAlign w:val="center"/>
             <w:hideMark/>
           </w:tcPr>
@@ -4327,7 +4368,7 @@
           <w:lang w:val="en-IN"/>
         </w:rPr>
         <w:pict w14:anchorId="2A99A6E6">
-          <v:rect id="_x0000_i1177" style="width:0;height:1.5pt" o:hralign="center" o:hrstd="t" o:hr="t" fillcolor="#a0a0a0" stroked="f"/>
+          <v:rect id="_x0000_i1039" style="width:0;height:1.5pt" o:hralign="center" o:hrstd="t" o:hr="t" fillcolor="#a0a0a0" stroked="f"/>
         </w:pict>
       </w:r>
     </w:p>
@@ -4495,7 +4536,7 @@
           <w:lang w:val="en-IN"/>
         </w:rPr>
         <w:pict w14:anchorId="63A48CBC">
-          <v:rect id="_x0000_i1178" style="width:0;height:1.5pt" o:hralign="center" o:hrstd="t" o:hr="t" fillcolor="#a0a0a0" stroked="f"/>
+          <v:rect id="_x0000_i1040" style="width:0;height:1.5pt" o:hralign="center" o:hrstd="t" o:hr="t" fillcolor="#a0a0a0" stroked="f"/>
         </w:pict>
       </w:r>
     </w:p>
@@ -4639,7 +4680,7 @@
           <w:lang w:val="en-IN"/>
         </w:rPr>
         <w:pict w14:anchorId="3AB7F791">
-          <v:rect id="_x0000_i1179" style="width:0;height:1.5pt" o:hralign="center" o:hrstd="t" o:hr="t" fillcolor="#a0a0a0" stroked="f"/>
+          <v:rect id="_x0000_i1041" style="width:0;height:1.5pt" o:hralign="center" o:hrstd="t" o:hr="t" fillcolor="#a0a0a0" stroked="f"/>
         </w:pict>
       </w:r>
     </w:p>
@@ -4756,7 +4797,7 @@
           <w:lang w:val="en-IN"/>
         </w:rPr>
         <w:pict w14:anchorId="3EA14566">
-          <v:rect id="_x0000_i1180" style="width:0;height:1.5pt" o:hralign="center" o:hrstd="t" o:hr="t" fillcolor="#a0a0a0" stroked="f"/>
+          <v:rect id="_x0000_i1042" style="width:0;height:1.5pt" o:hralign="center" o:hrstd="t" o:hr="t" fillcolor="#a0a0a0" stroked="f"/>
         </w:pict>
       </w:r>
     </w:p>
@@ -4849,7 +4890,7 @@
           <w:lang w:val="en-IN"/>
         </w:rPr>
         <w:pict w14:anchorId="4BF03E15">
-          <v:rect id="_x0000_i1181" style="width:0;height:1.5pt" o:hralign="center" o:hrstd="t" o:hr="t" fillcolor="#a0a0a0" stroked="f"/>
+          <v:rect id="_x0000_i1043" style="width:0;height:1.5pt" o:hralign="center" o:hrstd="t" o:hr="t" fillcolor="#a0a0a0" stroked="f"/>
         </w:pict>
       </w:r>
     </w:p>
@@ -4990,7 +5031,7 @@
           <w:lang w:val="en-IN"/>
         </w:rPr>
         <w:pict w14:anchorId="5A8A9846">
-          <v:rect id="_x0000_i1182" style="width:0;height:1.5pt" o:hralign="center" o:hrstd="t" o:hr="t" fillcolor="#a0a0a0" stroked="f"/>
+          <v:rect id="_x0000_i1044" style="width:0;height:1.5pt" o:hralign="center" o:hrstd="t" o:hr="t" fillcolor="#a0a0a0" stroked="f"/>
         </w:pict>
       </w:r>
     </w:p>
@@ -13559,6 +13600,7 @@
   <w:style w:type="character" w:default="1" w:styleId="DefaultParagraphFont">
     <w:name w:val="Default Paragraph Font"/>
     <w:uiPriority w:val="1"/>
+    <w:semiHidden/>
     <w:unhideWhenUsed/>
   </w:style>
   <w:style w:type="table" w:default="1" w:styleId="TableNormal">
